--- a/Program3/docs/Program3_Group1_Tasklist.docx
+++ b/Program3/docs/Program3_Group1_Tasklist.docx
@@ -100,13 +100,7 @@
           </w:tcPr>
           <w:p>
             <w:r>
-              <w:t>3/</w:t>
-            </w:r>
-            <w:r>
-              <w:t>6</w:t>
-            </w:r>
-            <w:r>
-              <w:t>/26</w:t>
+              <w:t>3/6/26</w:t>
             </w:r>
           </w:p>
         </w:tc>
@@ -116,10 +110,7 @@
           </w:tcPr>
           <w:p>
             <w:r>
-              <w:t>Created documents</w:t>
-            </w:r>
-            <w:r>
-              <w:t>/tasklist</w:t>
+              <w:t>Created documents/tasklist</w:t>
             </w:r>
           </w:p>
         </w:tc>
@@ -161,19 +152,37 @@
           <w:tcPr>
             <w:tcW w:w="3116" w:type="dxa"/>
           </w:tcPr>
-          <w:p/>
+          <w:p>
+            <w:r>
+              <w:t>Margo Bonal</w:t>
+            </w:r>
+          </w:p>
         </w:tc>
         <w:tc>
           <w:tcPr>
             <w:tcW w:w="3117" w:type="dxa"/>
           </w:tcPr>
-          <w:p/>
+          <w:p>
+            <w:r>
+              <w:t>3/10/26</w:t>
+            </w:r>
+          </w:p>
         </w:tc>
         <w:tc>
           <w:tcPr>
             <w:tcW w:w="3117" w:type="dxa"/>
           </w:tcPr>
-          <w:p/>
+          <w:p>
+            <w:r>
+              <w:t xml:space="preserve">Fixed all returns in </w:t>
+            </w:r>
+            <w:r>
+              <w:t>scanner and parser</w:t>
+            </w:r>
+            <w:r>
+              <w:t>, now sets token type</w:t>
+            </w:r>
+          </w:p>
         </w:tc>
       </w:tr>
       <w:tr>
@@ -181,19 +190,31 @@
           <w:tcPr>
             <w:tcW w:w="3116" w:type="dxa"/>
           </w:tcPr>
-          <w:p/>
+          <w:p>
+            <w:r>
+              <w:t>Margo Bonal</w:t>
+            </w:r>
+          </w:p>
         </w:tc>
         <w:tc>
           <w:tcPr>
             <w:tcW w:w="3117" w:type="dxa"/>
           </w:tcPr>
-          <w:p/>
+          <w:p>
+            <w:r>
+              <w:t>3/10/26</w:t>
+            </w:r>
+          </w:p>
         </w:tc>
         <w:tc>
           <w:tcPr>
             <w:tcW w:w="3117" w:type="dxa"/>
           </w:tcPr>
-          <w:p/>
+          <w:p>
+            <w:r>
+              <w:t>Program revisions, clean up</w:t>
+            </w:r>
+          </w:p>
         </w:tc>
       </w:tr>
       <w:tr>

--- a/Program3/docs/Program3_Group1_Tasklist.docx
+++ b/Program3/docs/Program3_Group1_Tasklist.docx
@@ -28,7 +28,11 @@
     </w:p>
     <w:p>
       <w:r>
-        <w:t xml:space="preserve">Group number:  </w:t>
+        <w:t>Group number</w:t>
+      </w:r>
+      <w:proofErr w:type="gramStart"/>
+      <w:r>
+        <w:t xml:space="preserve">:  </w:t>
       </w:r>
       <w:r>
         <w:rPr>
@@ -36,6 +40,7 @@
         </w:rPr>
         <w:t>1</w:t>
       </w:r>
+      <w:proofErr w:type="gramEnd"/>
     </w:p>
     <w:tbl>
       <w:tblPr>
@@ -110,8 +115,13 @@
           </w:tcPr>
           <w:p>
             <w:r>
-              <w:t>Created documents/tasklist</w:t>
-            </w:r>
+              <w:t>Created documents/</w:t>
+            </w:r>
+            <w:proofErr w:type="spellStart"/>
+            <w:r>
+              <w:t>tasklist</w:t>
+            </w:r>
+            <w:proofErr w:type="spellEnd"/>
           </w:p>
         </w:tc>
       </w:tr>
@@ -142,8 +152,21 @@
           </w:tcPr>
           <w:p>
             <w:r>
-              <w:t>Began code in Parser.c/Parser.h</w:t>
-            </w:r>
+              <w:t xml:space="preserve">Began code in </w:t>
+            </w:r>
+            <w:proofErr w:type="spellStart"/>
+            <w:r>
+              <w:t>Parser.c</w:t>
+            </w:r>
+            <w:proofErr w:type="spellEnd"/>
+            <w:r>
+              <w:t>/</w:t>
+            </w:r>
+            <w:proofErr w:type="spellStart"/>
+            <w:r>
+              <w:t>Parser.h</w:t>
+            </w:r>
+            <w:proofErr w:type="spellEnd"/>
           </w:p>
         </w:tc>
       </w:tr>
@@ -222,17 +245,87 @@
           <w:tcPr>
             <w:tcW w:w="3116" w:type="dxa"/>
           </w:tcPr>
+          <w:p>
+            <w:r>
+              <w:t>Luke</w:t>
+            </w:r>
+          </w:p>
+        </w:tc>
+        <w:tc>
+          <w:tcPr>
+            <w:tcW w:w="3117" w:type="dxa"/>
+          </w:tcPr>
+          <w:p>
+            <w:r>
+              <w:t>3/18/26</w:t>
+            </w:r>
+          </w:p>
+        </w:tc>
+        <w:tc>
+          <w:tcPr>
+            <w:tcW w:w="3117" w:type="dxa"/>
+          </w:tcPr>
+          <w:p>
+            <w:r>
+              <w:t xml:space="preserve">Worked </w:t>
+            </w:r>
+            <w:r>
+              <w:t>on parser components, fixed productions with updated list</w:t>
+            </w:r>
+          </w:p>
+        </w:tc>
+      </w:tr>
+      <w:tr>
+        <w:tc>
+          <w:tcPr>
+            <w:tcW w:w="3116" w:type="dxa"/>
+          </w:tcPr>
+          <w:p>
+            <w:r>
+              <w:t xml:space="preserve">Margo </w:t>
+            </w:r>
+          </w:p>
+        </w:tc>
+        <w:tc>
+          <w:tcPr>
+            <w:tcW w:w="3117" w:type="dxa"/>
+          </w:tcPr>
+          <w:p>
+            <w:r>
+              <w:t>3/19/26</w:t>
+            </w:r>
+          </w:p>
+        </w:tc>
+        <w:tc>
+          <w:tcPr>
+            <w:tcW w:w="3117" w:type="dxa"/>
+          </w:tcPr>
+          <w:p>
+            <w:r>
+              <w:t>Final review, submission</w:t>
+            </w:r>
+          </w:p>
+        </w:tc>
+      </w:tr>
+      <w:tr>
+        <w:tc>
+          <w:tcPr>
+            <w:tcW w:w="3116" w:type="dxa"/>
+            <w:shd w:val="clear" w:color="auto" w:fill="DBE5F1" w:themeFill="accent1" w:themeFillTint="33"/>
+          </w:tcPr>
           <w:p/>
         </w:tc>
         <w:tc>
           <w:tcPr>
             <w:tcW w:w="3117" w:type="dxa"/>
+            <w:shd w:val="clear" w:color="auto" w:fill="DBE5F1" w:themeFill="accent1" w:themeFillTint="33"/>
           </w:tcPr>
           <w:p/>
         </w:tc>
         <w:tc>
           <w:tcPr>
             <w:tcW w:w="3117" w:type="dxa"/>
+            <w:shd w:val="clear" w:color="auto" w:fill="DBE5F1" w:themeFill="accent1" w:themeFillTint="33"/>
           </w:tcPr>
           <w:p/>
         </w:tc>
